--- a/specs/Relais_Schema_PostgreSQL_v1.docx
+++ b/specs/Relais_Schema_PostgreSQL_v1.docx
@@ -56,7 +56,7 @@
           <w:sz w:val="22"/>
           <w:szCs w:val="22"/>
         </w:rPr>
-        <w:t xml:space="preserve">Schéma PostgreSQL — Version 1.4</w:t>
+        <w:t xml:space="preserve">Schéma PostgreSQL — Version 1.5</w:t>
       </w:r>
     </w:p>
     <w:p>
@@ -73,7 +73,7 @@
           <w:sz w:val="18"/>
           <w:szCs w:val="18"/>
         </w:rPr>
-        <w:t xml:space="preserve">v1.4 — 23 tables. Toutes corrections intégrées DEC-20 à DEC-35, Fix-06 à Fix-12d.</w:t>
+        <w:t xml:space="preserve">v1.5 — 23 tables + corrections D.3/D.4/E. DEC-20 à DEC-35 intégrés.</w:t>
       </w:r>
     </w:p>
     <w:p>
@@ -12139,6 +12139,931 @@
     </w:p>
     <w:p>
       <w:pPr>
+        <w:pStyle w:val="Heading1"/>
+        <w:spacing w:after="200" w:before="480"/>
+      </w:pPr>
+      <w:r>
+        <w:rPr>
+          <w:rFonts w:ascii="Arial" w:cs="Arial" w:eastAsia="Arial" w:hAnsi="Arial"/>
+          <w:b/>
+          <w:bCs/>
+          <w:color w:val="5C3A0F"/>
+          <w:sz w:val="36"/>
+          <w:szCs w:val="36"/>
+        </w:rPr>
+        <w:t xml:space="preserve">Corrections v1.5</w:t>
+      </w:r>
+    </w:p>
+    <w:tbl>
+      <w:tblPr>
+        <w:tblW w:type="dxa" w:w="9360"/>
+        <w:tblBorders>
+          <w:top w:val="single" w:color="auto" w:sz="4"/>
+          <w:left w:val="single" w:color="auto" w:sz="4"/>
+          <w:bottom w:val="single" w:color="auto" w:sz="4"/>
+          <w:right w:val="single" w:color="auto" w:sz="4"/>
+          <w:insideH w:val="single" w:color="auto" w:sz="4"/>
+          <w:insideV w:val="single" w:color="auto" w:sz="4"/>
+        </w:tblBorders>
+      </w:tblPr>
+      <w:tblGrid>
+        <w:gridCol w:w="9360"/>
+      </w:tblGrid>
+      <w:tr>
+        <w:tc>
+          <w:tcPr>
+            <w:tcW w:type="dxa" w:w="9360"/>
+            <w:tcBorders>
+              <w:top w:val="none"/>
+              <w:left w:val="single" w:color="5C3A0F" w:sz="8"/>
+              <w:bottom w:val="none"/>
+              <w:right w:val="none"/>
+            </w:tcBorders>
+            <w:shd w:fill="FFF8EC" w:val="clear"/>
+            <w:tcMar>
+              <w:top w:type="dxa" w:w="100"/>
+              <w:left w:type="dxa" w:w="200"/>
+              <w:bottom w:type="dxa" w:w="100"/>
+              <w:right w:type="dxa" w:w="200"/>
+            </w:tcMar>
+          </w:tcPr>
+          <w:p>
+            <w:r>
+              <w:rPr>
+                <w:rFonts w:ascii="Arial" w:cs="Arial" w:eastAsia="Arial" w:hAnsi="Arial"/>
+                <w:i/>
+                <w:iCs/>
+                <w:color w:val="1A1A1A"/>
+                <w:sz w:val="21"/>
+                <w:szCs w:val="21"/>
+              </w:rPr>
+              <w:t xml:space="preserve">D.3 : share_kN_plain_hash/sig dans trusted_contacts. D.4 : contact_progress + relay_max_restarts. E : TICKET_UPDATE dans audit_logs.</w:t>
+            </w:r>
+          </w:p>
+        </w:tc>
+      </w:tr>
+    </w:tbl>
+    <w:p>
+      <w:pPr>
+        <w:spacing w:after="0" w:before="120"/>
+      </w:pPr>
+      <w:r>
+        <w:t xml:space="preserve"/>
+      </w:r>
+    </w:p>
+    <w:p>
+      <w:pPr>
+        <w:pStyle w:val="Heading2"/>
+        <w:spacing w:after="120" w:before="320"/>
+      </w:pPr>
+      <w:r>
+        <w:rPr>
+          <w:rFonts w:ascii="Arial" w:cs="Arial" w:eastAsia="Arial" w:hAnsi="Arial"/>
+          <w:b/>
+          <w:bCs/>
+          <w:color w:val="5C3A0F"/>
+          <w:sz w:val="28"/>
+          <w:szCs w:val="28"/>
+        </w:rPr>
+        <w:t xml:space="preserve">trusted_contacts — D.3 (plain_hash)</w:t>
+      </w:r>
+    </w:p>
+    <w:tbl>
+      <w:tblPr>
+        <w:tblW w:type="dxa" w:w="9360"/>
+        <w:tblBorders>
+          <w:top w:val="single" w:color="auto" w:sz="4"/>
+          <w:left w:val="single" w:color="auto" w:sz="4"/>
+          <w:bottom w:val="single" w:color="auto" w:sz="4"/>
+          <w:right w:val="single" w:color="auto" w:sz="4"/>
+          <w:insideH w:val="single" w:color="auto" w:sz="4"/>
+          <w:insideV w:val="single" w:color="auto" w:sz="4"/>
+        </w:tblBorders>
+      </w:tblPr>
+      <w:tblGrid>
+        <w:gridCol w:w="9360"/>
+      </w:tblGrid>
+      <w:tr>
+        <w:tc>
+          <w:tcPr>
+            <w:tcW w:type="dxa" w:w="9360"/>
+            <w:tcBorders>
+              <w:top w:val="single" w:color="D4C5A9" w:sz="1"/>
+              <w:left w:val="single" w:color="F4A335" w:sz="6"/>
+              <w:bottom w:val="single" w:color="D4C5A9" w:sz="1"/>
+              <w:right w:val="single" w:color="D4C5A9" w:sz="1"/>
+            </w:tcBorders>
+            <w:shd w:fill="F5F0E8" w:val="clear"/>
+            <w:tcMar>
+              <w:top w:type="dxa" w:w="160"/>
+              <w:left w:type="dxa" w:w="240"/>
+              <w:bottom w:type="dxa" w:w="160"/>
+              <w:right w:type="dxa" w:w="240"/>
+            </w:tcMar>
+          </w:tcPr>
+          <w:p>
+            <w:pPr>
+              <w:spacing w:after="0" w:before="0"/>
+            </w:pPr>
+            <w:r>
+              <w:rPr>
+                <w:rFonts w:ascii="Courier New" w:cs="Courier New" w:eastAsia="Courier New" w:hAnsi="Courier New"/>
+                <w:color w:val="888888"/>
+                <w:sz w:val="18"/>
+                <w:szCs w:val="18"/>
+              </w:rPr>
+              <w:t xml:space="preserve">-- Migration 20260912000000</w:t>
+            </w:r>
+          </w:p>
+          <w:p>
+            <w:pPr>
+              <w:spacing w:after="0" w:before="0"/>
+            </w:pPr>
+            <w:r>
+              <w:rPr>
+                <w:rFonts w:ascii="Courier New" w:cs="Courier New" w:eastAsia="Courier New" w:hAnsi="Courier New"/>
+                <w:color w:val="5C3A0F"/>
+                <w:sz w:val="18"/>
+                <w:szCs w:val="18"/>
+              </w:rPr>
+              <w:t xml:space="preserve">ALTER TABLE trusted_contacts</w:t>
+            </w:r>
+          </w:p>
+          <w:p>
+            <w:pPr>
+              <w:spacing w:after="0" w:before="0"/>
+            </w:pPr>
+            <w:r>
+              <w:rPr>
+                <w:rFonts w:ascii="Courier New" w:cs="Courier New" w:eastAsia="Courier New" w:hAnsi="Courier New"/>
+                <w:color w:val="2D6B2D"/>
+                <w:sz w:val="18"/>
+                <w:szCs w:val="18"/>
+              </w:rPr>
+              <w:t xml:space="preserve">  ADD COLUMN share_k1_plain_hash CHAR(64) CHECK (share_k1_plain_hash IS NULL OR length(share_k1_plain_hash)=64),</w:t>
+            </w:r>
+          </w:p>
+          <w:p>
+            <w:pPr>
+              <w:spacing w:after="0" w:before="0"/>
+            </w:pPr>
+            <w:r>
+              <w:rPr>
+                <w:rFonts w:ascii="Courier New" w:cs="Courier New" w:eastAsia="Courier New" w:hAnsi="Courier New"/>
+                <w:color w:val="2D6B2D"/>
+                <w:sz w:val="18"/>
+                <w:szCs w:val="18"/>
+              </w:rPr>
+              <w:t xml:space="preserve">  ADD COLUMN share_k2_plain_hash CHAR(64) CHECK (share_k2_plain_hash IS NULL OR length(share_k2_plain_hash)=64),</w:t>
+            </w:r>
+          </w:p>
+          <w:p>
+            <w:pPr>
+              <w:spacing w:after="0" w:before="0"/>
+            </w:pPr>
+            <w:r>
+              <w:rPr>
+                <w:rFonts w:ascii="Courier New" w:cs="Courier New" w:eastAsia="Courier New" w:hAnsi="Courier New"/>
+                <w:color w:val="2D6B2D"/>
+                <w:sz w:val="18"/>
+                <w:szCs w:val="18"/>
+              </w:rPr>
+              <w:t xml:space="preserve">  ADD COLUMN share_k3_plain_hash CHAR(64) CHECK (share_k3_plain_hash IS NULL OR length(share_k3_plain_hash)=64),</w:t>
+            </w:r>
+          </w:p>
+          <w:p>
+            <w:pPr>
+              <w:spacing w:after="0" w:before="0"/>
+            </w:pPr>
+            <w:r>
+              <w:rPr>
+                <w:rFonts w:ascii="Courier New" w:cs="Courier New" w:eastAsia="Courier New" w:hAnsi="Courier New"/>
+                <w:color w:val="1A1A1A"/>
+                <w:sz w:val="18"/>
+                <w:szCs w:val="18"/>
+              </w:rPr>
+              <w:t xml:space="preserve">  ADD COLUMN share_k1_plain_sig  BYTEA,  -- Ed25519.sign(SHA256(Si_brut), owner_sk)</w:t>
+            </w:r>
+          </w:p>
+          <w:p>
+            <w:pPr>
+              <w:spacing w:after="0" w:before="0"/>
+            </w:pPr>
+            <w:r>
+              <w:rPr>
+                <w:rFonts w:ascii="Courier New" w:cs="Courier New" w:eastAsia="Courier New" w:hAnsi="Courier New"/>
+                <w:color w:val="1A1A1A"/>
+                <w:sz w:val="18"/>
+                <w:szCs w:val="18"/>
+              </w:rPr>
+              <w:t xml:space="preserve">  ADD COLUMN share_k2_plain_sig  BYTEA,</w:t>
+            </w:r>
+          </w:p>
+          <w:p>
+            <w:pPr>
+              <w:spacing w:after="0" w:before="0"/>
+            </w:pPr>
+            <w:r>
+              <w:rPr>
+                <w:rFonts w:ascii="Courier New" w:cs="Courier New" w:eastAsia="Courier New" w:hAnsi="Courier New"/>
+                <w:color w:val="1A1A1A"/>
+                <w:sz w:val="18"/>
+                <w:szCs w:val="18"/>
+              </w:rPr>
+              <w:t xml:space="preserve">  ADD COLUMN share_k3_plain_sig  BYTEA;</w:t>
+            </w:r>
+          </w:p>
+          <w:p>
+            <w:pPr>
+              <w:spacing w:after="0" w:before="0"/>
+            </w:pPr>
+            <w:r>
+              <w:rPr>
+                <w:rFonts w:ascii="Courier New" w:cs="Courier New" w:eastAsia="Courier New" w:hAnsi="Courier New"/>
+                <w:color w:val="1A1A1A"/>
+                <w:sz w:val="18"/>
+                <w:szCs w:val="18"/>
+              </w:rPr>
+              <w:t xml:space="preserve"/>
+            </w:r>
+          </w:p>
+          <w:p>
+            <w:pPr>
+              <w:spacing w:after="0" w:before="0"/>
+            </w:pPr>
+            <w:r>
+              <w:rPr>
+                <w:rFonts w:ascii="Courier New" w:cs="Courier New" w:eastAsia="Courier New" w:hAnsi="Courier New"/>
+                <w:color w:val="888888"/>
+                <w:sz w:val="18"/>
+                <w:szCs w:val="18"/>
+              </w:rPr>
+              <w:t xml:space="preserve">-- POST /relay/:token/verify compare SHA256(Si_reçu) avec share_kN_plain_hash</w:t>
+            </w:r>
+          </w:p>
+          <w:p>
+            <w:pPr>
+              <w:spacing w:after="0" w:before="0"/>
+            </w:pPr>
+            <w:r>
+              <w:rPr>
+                <w:rFonts w:ascii="Courier New" w:cs="Courier New" w:eastAsia="Courier New" w:hAnsi="Courier New"/>
+                <w:color w:val="888888"/>
+                <w:sz w:val="18"/>
+                <w:szCs w:val="18"/>
+              </w:rPr>
+              <w:t xml:space="preserve">-- Si ≠ → 422 RELAY_SHARE_INVALID, fail_count++ (D.3)</w:t>
+            </w:r>
+          </w:p>
+        </w:tc>
+      </w:tr>
+    </w:tbl>
+    <w:p>
+      <w:pPr>
+        <w:spacing w:after="0" w:before="120"/>
+      </w:pPr>
+      <w:r>
+        <w:t xml:space="preserve"/>
+      </w:r>
+    </w:p>
+    <w:p>
+      <w:pPr>
+        <w:pStyle w:val="Heading2"/>
+        <w:spacing w:after="120" w:before="320"/>
+      </w:pPr>
+      <w:r>
+        <w:rPr>
+          <w:rFonts w:ascii="Arial" w:cs="Arial" w:eastAsia="Arial" w:hAnsi="Arial"/>
+          <w:b/>
+          <w:bCs/>
+          <w:color w:val="5C3A0F"/>
+          <w:sz w:val="28"/>
+          <w:szCs w:val="28"/>
+        </w:rPr>
+        <w:t xml:space="preserve">email_log CHECK — D.4 (contact_progress, pause_ending)</w:t>
+      </w:r>
+    </w:p>
+    <w:tbl>
+      <w:tblPr>
+        <w:tblW w:type="dxa" w:w="9360"/>
+        <w:tblBorders>
+          <w:top w:val="single" w:color="auto" w:sz="4"/>
+          <w:left w:val="single" w:color="auto" w:sz="4"/>
+          <w:bottom w:val="single" w:color="auto" w:sz="4"/>
+          <w:right w:val="single" w:color="auto" w:sz="4"/>
+          <w:insideH w:val="single" w:color="auto" w:sz="4"/>
+          <w:insideV w:val="single" w:color="auto" w:sz="4"/>
+        </w:tblBorders>
+      </w:tblPr>
+      <w:tblGrid>
+        <w:gridCol w:w="9360"/>
+      </w:tblGrid>
+      <w:tr>
+        <w:tc>
+          <w:tcPr>
+            <w:tcW w:type="dxa" w:w="9360"/>
+            <w:tcBorders>
+              <w:top w:val="single" w:color="D4C5A9" w:sz="1"/>
+              <w:left w:val="single" w:color="F4A335" w:sz="6"/>
+              <w:bottom w:val="single" w:color="D4C5A9" w:sz="1"/>
+              <w:right w:val="single" w:color="D4C5A9" w:sz="1"/>
+            </w:tcBorders>
+            <w:shd w:fill="F5F0E8" w:val="clear"/>
+            <w:tcMar>
+              <w:top w:type="dxa" w:w="160"/>
+              <w:left w:type="dxa" w:w="240"/>
+              <w:bottom w:type="dxa" w:w="160"/>
+              <w:right w:type="dxa" w:w="240"/>
+            </w:tcMar>
+          </w:tcPr>
+          <w:p>
+            <w:pPr>
+              <w:spacing w:after="0" w:before="0"/>
+            </w:pPr>
+            <w:r>
+              <w:rPr>
+                <w:rFonts w:ascii="Courier New" w:cs="Courier New" w:eastAsia="Courier New" w:hAnsi="Courier New"/>
+                <w:color w:val="5C3A0F"/>
+                <w:sz w:val="18"/>
+                <w:szCs w:val="18"/>
+              </w:rPr>
+              <w:t xml:space="preserve">ALTER TABLE email_log DROP CONSTRAINT IF EXISTS email_log_email_type_check;</w:t>
+            </w:r>
+          </w:p>
+          <w:p>
+            <w:pPr>
+              <w:spacing w:after="0" w:before="0"/>
+            </w:pPr>
+            <w:r>
+              <w:rPr>
+                <w:rFonts w:ascii="Courier New" w:cs="Courier New" w:eastAsia="Courier New" w:hAnsi="Courier New"/>
+                <w:color w:val="5C3A0F"/>
+                <w:sz w:val="18"/>
+                <w:szCs w:val="18"/>
+              </w:rPr>
+              <w:t xml:space="preserve">ALTER TABLE email_log ADD CONSTRAINT email_log_email_type_check</w:t>
+            </w:r>
+          </w:p>
+          <w:p>
+            <w:pPr>
+              <w:spacing w:after="0" w:before="0"/>
+            </w:pPr>
+            <w:r>
+              <w:rPr>
+                <w:rFonts w:ascii="Courier New" w:cs="Courier New" w:eastAsia="Courier New" w:hAnsi="Courier New"/>
+                <w:color w:val="2D6B2D"/>
+                <w:sz w:val="18"/>
+                <w:szCs w:val="18"/>
+              </w:rPr>
+              <w:t xml:space="preserve">  CHECK (email_type IN (</w:t>
+            </w:r>
+          </w:p>
+          <w:p>
+            <w:pPr>
+              <w:spacing w:after="0" w:before="0"/>
+            </w:pPr>
+            <w:r>
+              <w:rPr>
+                <w:rFonts w:ascii="Courier New" w:cs="Courier New" w:eastAsia="Courier New" w:hAnsi="Courier New"/>
+                <w:color w:val="1A1A1A"/>
+                <w:sz w:val="18"/>
+                <w:szCs w:val="18"/>
+              </w:rPr>
+              <w:t xml:space="preserve">    'otp_registration','otp_email_change','otp_password_reset',</w:t>
+            </w:r>
+          </w:p>
+          <w:p>
+            <w:pPr>
+              <w:spacing w:after="0" w:before="0"/>
+            </w:pPr>
+            <w:r>
+              <w:rPr>
+                <w:rFonts w:ascii="Courier New" w:cs="Courier New" w:eastAsia="Courier New" w:hAnsi="Courier New"/>
+                <w:color w:val="1A1A1A"/>
+                <w:sz w:val="18"/>
+                <w:szCs w:val="18"/>
+              </w:rPr>
+              <w:t xml:space="preserve">    'account_locked','account_unblocked','account_suspended',</w:t>
+            </w:r>
+          </w:p>
+          <w:p>
+            <w:pPr>
+              <w:spacing w:after="0" w:before="0"/>
+            </w:pPr>
+            <w:r>
+              <w:rPr>
+                <w:rFonts w:ascii="Courier New" w:cs="Courier New" w:eastAsia="Courier New" w:hAnsi="Courier New"/>
+                <w:color w:val="1A1A1A"/>
+                <w:sz w:val="18"/>
+                <w:szCs w:val="18"/>
+              </w:rPr>
+              <w:t xml:space="preserve">    'password_changed','restore_succeeded',</w:t>
+            </w:r>
+          </w:p>
+          <w:p>
+            <w:pPr>
+              <w:spacing w:after="0" w:before="0"/>
+            </w:pPr>
+            <w:r>
+              <w:rPr>
+                <w:rFonts w:ascii="Courier New" w:cs="Courier New" w:eastAsia="Courier New" w:hAnsi="Courier New"/>
+                <w:color w:val="1A1A1A"/>
+                <w:sz w:val="18"/>
+                <w:szCs w:val="18"/>
+              </w:rPr>
+              <w:t xml:space="preserve">    'two_factor_enabled','two_factor_disabled',</w:t>
+            </w:r>
+          </w:p>
+          <w:p>
+            <w:pPr>
+              <w:spacing w:after="0" w:before="0"/>
+            </w:pPr>
+            <w:r>
+              <w:rPr>
+                <w:rFonts w:ascii="Courier New" w:cs="Courier New" w:eastAsia="Courier New" w:hAnsi="Courier New"/>
+                <w:color w:val="1A1A1A"/>
+                <w:sz w:val="18"/>
+                <w:szCs w:val="18"/>
+              </w:rPr>
+              <w:t xml:space="preserve">    'contact_designated',</w:t>
+            </w:r>
+          </w:p>
+          <w:p>
+            <w:pPr>
+              <w:spacing w:after="0" w:before="0"/>
+            </w:pPr>
+            <w:r>
+              <w:rPr>
+                <w:rFonts w:ascii="Courier New" w:cs="Courier New" w:eastAsia="Courier New" w:hAnsi="Courier New"/>
+                <w:color w:val="1A1A1A"/>
+                <w:sz w:val="18"/>
+                <w:szCs w:val="18"/>
+              </w:rPr>
+              <w:t xml:space="preserve">    'contact_progress',  -- D.4 : blocage ou confirmation d'un contact (E5-US02/03)</w:t>
+            </w:r>
+          </w:p>
+          <w:p>
+            <w:pPr>
+              <w:spacing w:after="0" w:before="0"/>
+            </w:pPr>
+            <w:r>
+              <w:rPr>
+                <w:rFonts w:ascii="Courier New" w:cs="Courier New" w:eastAsia="Courier New" w:hAnsi="Courier New"/>
+                <w:color w:val="1A1A1A"/>
+                <w:sz w:val="18"/>
+                <w:szCs w:val="18"/>
+              </w:rPr>
+              <w:t xml:space="preserve">    'checkin_relance_1','checkin_relance_2','checkin_relance_3',</w:t>
+            </w:r>
+          </w:p>
+          <w:p>
+            <w:pPr>
+              <w:spacing w:after="0" w:before="0"/>
+            </w:pPr>
+            <w:r>
+              <w:rPr>
+                <w:rFonts w:ascii="Courier New" w:cs="Courier New" w:eastAsia="Courier New" w:hAnsi="Courier New"/>
+                <w:color w:val="1A1A1A"/>
+                <w:sz w:val="18"/>
+                <w:szCs w:val="18"/>
+              </w:rPr>
+              <w:t xml:space="preserve">    'transmission_contact',</w:t>
+            </w:r>
+          </w:p>
+          <w:p>
+            <w:pPr>
+              <w:spacing w:after="0" w:before="0"/>
+            </w:pPr>
+            <w:r>
+              <w:rPr>
+                <w:rFonts w:ascii="Courier New" w:cs="Courier New" w:eastAsia="Courier New" w:hAnsi="Courier New"/>
+                <w:color w:val="1A1A1A"/>
+                <w:sz w:val="18"/>
+                <w:szCs w:val="18"/>
+              </w:rPr>
+              <w:t xml:space="preserve">    'subscription_expiring','subscription_expired',</w:t>
+            </w:r>
+          </w:p>
+          <w:p>
+            <w:pPr>
+              <w:spacing w:after="0" w:before="0"/>
+            </w:pPr>
+            <w:r>
+              <w:rPr>
+                <w:rFonts w:ascii="Courier New" w:cs="Courier New" w:eastAsia="Courier New" w:hAnsi="Courier New"/>
+                <w:color w:val="1A1A1A"/>
+                <w:sz w:val="18"/>
+                <w:szCs w:val="18"/>
+              </w:rPr>
+              <w:t xml:space="preserve">    'pause_ending'       -- E4-US04 : rappel J-3 avant fin pause</w:t>
+            </w:r>
+          </w:p>
+          <w:p>
+            <w:pPr>
+              <w:spacing w:after="0" w:before="0"/>
+            </w:pPr>
+            <w:r>
+              <w:rPr>
+                <w:rFonts w:ascii="Courier New" w:cs="Courier New" w:eastAsia="Courier New" w:hAnsi="Courier New"/>
+                <w:color w:val="1A1A1A"/>
+                <w:sz w:val="18"/>
+                <w:szCs w:val="18"/>
+              </w:rPr>
+              <w:t xml:space="preserve">  ));</w:t>
+            </w:r>
+          </w:p>
+        </w:tc>
+      </w:tr>
+    </w:tbl>
+    <w:p>
+      <w:pPr>
+        <w:spacing w:after="0" w:before="120"/>
+      </w:pPr>
+      <w:r>
+        <w:t xml:space="preserve"/>
+      </w:r>
+    </w:p>
+    <w:p>
+      <w:pPr>
+        <w:pStyle w:val="Heading2"/>
+        <w:spacing w:after="120" w:before="320"/>
+      </w:pPr>
+      <w:r>
+        <w:rPr>
+          <w:rFonts w:ascii="Arial" w:cs="Arial" w:eastAsia="Arial" w:hAnsi="Arial"/>
+          <w:b/>
+          <w:bCs/>
+          <w:color w:val="5C3A0F"/>
+          <w:sz w:val="28"/>
+          <w:szCs w:val="28"/>
+        </w:rPr>
+        <w:t xml:space="preserve">app_config — D.4 (relay_max_restarts)</w:t>
+      </w:r>
+    </w:p>
+    <w:tbl>
+      <w:tblPr>
+        <w:tblW w:type="dxa" w:w="9360"/>
+        <w:tblBorders>
+          <w:top w:val="single" w:color="auto" w:sz="4"/>
+          <w:left w:val="single" w:color="auto" w:sz="4"/>
+          <w:bottom w:val="single" w:color="auto" w:sz="4"/>
+          <w:right w:val="single" w:color="auto" w:sz="4"/>
+          <w:insideH w:val="single" w:color="auto" w:sz="4"/>
+          <w:insideV w:val="single" w:color="auto" w:sz="4"/>
+        </w:tblBorders>
+      </w:tblPr>
+      <w:tblGrid>
+        <w:gridCol w:w="9360"/>
+      </w:tblGrid>
+      <w:tr>
+        <w:tc>
+          <w:tcPr>
+            <w:tcW w:type="dxa" w:w="9360"/>
+            <w:tcBorders>
+              <w:top w:val="single" w:color="D4C5A9" w:sz="1"/>
+              <w:left w:val="single" w:color="F4A335" w:sz="6"/>
+              <w:bottom w:val="single" w:color="D4C5A9" w:sz="1"/>
+              <w:right w:val="single" w:color="D4C5A9" w:sz="1"/>
+            </w:tcBorders>
+            <w:shd w:fill="F5F0E8" w:val="clear"/>
+            <w:tcMar>
+              <w:top w:type="dxa" w:w="160"/>
+              <w:left w:type="dxa" w:w="240"/>
+              <w:bottom w:type="dxa" w:w="160"/>
+              <w:right w:type="dxa" w:w="240"/>
+            </w:tcMar>
+          </w:tcPr>
+          <w:p>
+            <w:pPr>
+              <w:spacing w:after="0" w:before="0"/>
+            </w:pPr>
+            <w:r>
+              <w:rPr>
+                <w:rFonts w:ascii="Courier New" w:cs="Courier New" w:eastAsia="Courier New" w:hAnsi="Courier New"/>
+                <w:color w:val="5C3A0F"/>
+                <w:sz w:val="18"/>
+                <w:szCs w:val="18"/>
+              </w:rPr>
+              <w:t xml:space="preserve">INSERT INTO app_config VALUES</w:t>
+            </w:r>
+          </w:p>
+          <w:p>
+            <w:pPr>
+              <w:spacing w:after="0" w:before="0"/>
+            </w:pPr>
+            <w:r>
+              <w:rPr>
+                <w:rFonts w:ascii="Courier New" w:cs="Courier New" w:eastAsia="Courier New" w:hAnsi="Courier New"/>
+                <w:color w:val="1A1A1A"/>
+                <w:sz w:val="18"/>
+                <w:szCs w:val="18"/>
+              </w:rPr>
+              <w:t xml:space="preserve">  ('dms.relay_max_restarts','3','int','dms',</w:t>
+            </w:r>
+          </w:p>
+          <w:p>
+            <w:pPr>
+              <w:spacing w:after="0" w:before="0"/>
+            </w:pPr>
+            <w:r>
+              <w:rPr>
+                <w:rFonts w:ascii="Courier New" w:cs="Courier New" w:eastAsia="Courier New" w:hAnsi="Courier New"/>
+                <w:color w:val="1A1A1A"/>
+                <w:sz w:val="18"/>
+                <w:szCs w:val="18"/>
+              </w:rPr>
+              <w:t xml:space="preserve">   'Max expirations escrow avant alerte transmission_stalled (BO-01)');</w:t>
+            </w:r>
+          </w:p>
+        </w:tc>
+      </w:tr>
+    </w:tbl>
+    <w:p>
+      <w:pPr>
+        <w:spacing w:after="0" w:before="120"/>
+      </w:pPr>
+      <w:r>
+        <w:t xml:space="preserve"/>
+      </w:r>
+    </w:p>
+    <w:p>
+      <w:pPr>
+        <w:pStyle w:val="Heading2"/>
+        <w:spacing w:after="120" w:before="320"/>
+      </w:pPr>
+      <w:r>
+        <w:rPr>
+          <w:rFonts w:ascii="Arial" w:cs="Arial" w:eastAsia="Arial" w:hAnsi="Arial"/>
+          <w:b/>
+          <w:bCs/>
+          <w:color w:val="5C3A0F"/>
+          <w:sz w:val="28"/>
+          <w:szCs w:val="28"/>
+        </w:rPr>
+        <w:t xml:space="preserve">audit_logs — TICKET_UPDATE (section E)</w:t>
+      </w:r>
+    </w:p>
+    <w:tbl>
+      <w:tblPr>
+        <w:tblW w:type="dxa" w:w="9360"/>
+        <w:tblBorders>
+          <w:top w:val="single" w:color="auto" w:sz="4"/>
+          <w:left w:val="single" w:color="auto" w:sz="4"/>
+          <w:bottom w:val="single" w:color="auto" w:sz="4"/>
+          <w:right w:val="single" w:color="auto" w:sz="4"/>
+          <w:insideH w:val="single" w:color="auto" w:sz="4"/>
+          <w:insideV w:val="single" w:color="auto" w:sz="4"/>
+        </w:tblBorders>
+      </w:tblPr>
+      <w:tblGrid>
+        <w:gridCol w:w="9360"/>
+      </w:tblGrid>
+      <w:tr>
+        <w:tc>
+          <w:tcPr>
+            <w:tcW w:type="dxa" w:w="9360"/>
+            <w:tcBorders>
+              <w:top w:val="single" w:color="D4C5A9" w:sz="1"/>
+              <w:left w:val="single" w:color="F4A335" w:sz="6"/>
+              <w:bottom w:val="single" w:color="D4C5A9" w:sz="1"/>
+              <w:right w:val="single" w:color="D4C5A9" w:sz="1"/>
+            </w:tcBorders>
+            <w:shd w:fill="F5F0E8" w:val="clear"/>
+            <w:tcMar>
+              <w:top w:type="dxa" w:w="160"/>
+              <w:left w:type="dxa" w:w="240"/>
+              <w:bottom w:type="dxa" w:w="160"/>
+              <w:right w:type="dxa" w:w="240"/>
+            </w:tcMar>
+          </w:tcPr>
+          <w:p>
+            <w:pPr>
+              <w:spacing w:after="0" w:before="0"/>
+            </w:pPr>
+            <w:r>
+              <w:rPr>
+                <w:rFonts w:ascii="Courier New" w:cs="Courier New" w:eastAsia="Courier New" w:hAnsi="Courier New"/>
+                <w:color w:val="5C3A0F"/>
+                <w:sz w:val="18"/>
+                <w:szCs w:val="18"/>
+              </w:rPr>
+              <w:t xml:space="preserve">ALTER TABLE audit_logs DROP CONSTRAINT IF EXISTS audit_logs_action_check;</w:t>
+            </w:r>
+          </w:p>
+          <w:p>
+            <w:pPr>
+              <w:spacing w:after="0" w:before="0"/>
+            </w:pPr>
+            <w:r>
+              <w:rPr>
+                <w:rFonts w:ascii="Courier New" w:cs="Courier New" w:eastAsia="Courier New" w:hAnsi="Courier New"/>
+                <w:color w:val="5C3A0F"/>
+                <w:sz w:val="18"/>
+                <w:szCs w:val="18"/>
+              </w:rPr>
+              <w:t xml:space="preserve">ALTER TABLE audit_logs ADD CONSTRAINT audit_logs_action_check</w:t>
+            </w:r>
+          </w:p>
+          <w:p>
+            <w:pPr>
+              <w:spacing w:after="0" w:before="0"/>
+            </w:pPr>
+            <w:r>
+              <w:rPr>
+                <w:rFonts w:ascii="Courier New" w:cs="Courier New" w:eastAsia="Courier New" w:hAnsi="Courier New"/>
+                <w:color w:val="2D6B2D"/>
+                <w:sz w:val="18"/>
+                <w:szCs w:val="18"/>
+              </w:rPr>
+              <w:t xml:space="preserve">  CHECK (action IN (</w:t>
+            </w:r>
+          </w:p>
+          <w:p>
+            <w:pPr>
+              <w:spacing w:after="0" w:before="0"/>
+            </w:pPr>
+            <w:r>
+              <w:rPr>
+                <w:rFonts w:ascii="Courier New" w:cs="Courier New" w:eastAsia="Courier New" w:hAnsi="Courier New"/>
+                <w:color w:val="1A1A1A"/>
+                <w:sz w:val="18"/>
+                <w:szCs w:val="18"/>
+              </w:rPr>
+              <w:t xml:space="preserve">    'ACCOUNT_UNBLOCK','ACCOUNT_SUSPEND','ACCOUNT_DELETE',</w:t>
+            </w:r>
+          </w:p>
+          <w:p>
+            <w:pPr>
+              <w:spacing w:after="0" w:before="0"/>
+            </w:pPr>
+            <w:r>
+              <w:rPr>
+                <w:rFonts w:ascii="Courier New" w:cs="Courier New" w:eastAsia="Courier New" w:hAnsi="Courier New"/>
+                <w:color w:val="1A1A1A"/>
+                <w:sz w:val="18"/>
+                <w:szCs w:val="18"/>
+              </w:rPr>
+              <w:t xml:space="preserve">    'OTP_REGEN','EMAIL_CHANGE','PHONE_CHANGE','CONTACT_UNBLOCK',</w:t>
+            </w:r>
+          </w:p>
+          <w:p>
+            <w:pPr>
+              <w:spacing w:after="0" w:before="0"/>
+            </w:pPr>
+            <w:r>
+              <w:rPr>
+                <w:rFonts w:ascii="Courier New" w:cs="Courier New" w:eastAsia="Courier New" w:hAnsi="Courier New"/>
+                <w:color w:val="1A1A1A"/>
+                <w:sz w:val="18"/>
+                <w:szCs w:val="18"/>
+              </w:rPr>
+              <w:t xml:space="preserve">    'ESCROW_EXTEND','TRANSMISSION_CANCEL','TRANSMISSION_NOTIFY',</w:t>
+            </w:r>
+          </w:p>
+          <w:p>
+            <w:pPr>
+              <w:spacing w:after="0" w:before="0"/>
+            </w:pPr>
+            <w:r>
+              <w:rPr>
+                <w:rFonts w:ascii="Courier New" w:cs="Courier New" w:eastAsia="Courier New" w:hAnsi="Courier New"/>
+                <w:color w:val="1A1A1A"/>
+                <w:sz w:val="18"/>
+                <w:szCs w:val="18"/>
+              </w:rPr>
+              <w:t xml:space="preserve">    'CONFIG_UPDATE','QUESTION_ADD','QUESTION_ARCHIVE','QUESTION_UPDATE',</w:t>
+            </w:r>
+          </w:p>
+          <w:p>
+            <w:pPr>
+              <w:spacing w:after="0" w:before="0"/>
+            </w:pPr>
+            <w:r>
+              <w:rPr>
+                <w:rFonts w:ascii="Courier New" w:cs="Courier New" w:eastAsia="Courier New" w:hAnsi="Courier New"/>
+                <w:color w:val="1A1A1A"/>
+                <w:sz w:val="18"/>
+                <w:szCs w:val="18"/>
+              </w:rPr>
+              <w:t xml:space="preserve">    'SUBSCRIPTION_EXTEND','PLAN_CHANGE','TICKET_UPDATE',</w:t>
+            </w:r>
+          </w:p>
+          <w:p>
+            <w:pPr>
+              <w:spacing w:after="0" w:before="0"/>
+            </w:pPr>
+            <w:r>
+              <w:rPr>
+                <w:rFonts w:ascii="Courier New" w:cs="Courier New" w:eastAsia="Courier New" w:hAnsi="Courier New"/>
+                <w:color w:val="1A1A1A"/>
+                <w:sz w:val="18"/>
+                <w:szCs w:val="18"/>
+              </w:rPr>
+              <w:t xml:space="preserve">    'ADMIN_LOGIN','ADMIN_CREATED'</w:t>
+            </w:r>
+          </w:p>
+          <w:p>
+            <w:pPr>
+              <w:spacing w:after="0" w:before="0"/>
+            </w:pPr>
+            <w:r>
+              <w:rPr>
+                <w:rFonts w:ascii="Courier New" w:cs="Courier New" w:eastAsia="Courier New" w:hAnsi="Courier New"/>
+                <w:color w:val="1A1A1A"/>
+                <w:sz w:val="18"/>
+                <w:szCs w:val="18"/>
+              </w:rPr>
+              <w:t xml:space="preserve">  ));</w:t>
+            </w:r>
+          </w:p>
+          <w:p>
+            <w:pPr>
+              <w:spacing w:after="0" w:before="0"/>
+            </w:pPr>
+            <w:r>
+              <w:rPr>
+                <w:rFonts w:ascii="Courier New" w:cs="Courier New" w:eastAsia="Courier New" w:hAnsi="Courier New"/>
+                <w:color w:val="1A1A1A"/>
+                <w:sz w:val="18"/>
+                <w:szCs w:val="18"/>
+              </w:rPr>
+              <w:t xml:space="preserve"/>
+            </w:r>
+          </w:p>
+          <w:p>
+            <w:pPr>
+              <w:spacing w:after="0" w:before="0"/>
+            </w:pPr>
+            <w:r>
+              <w:rPr>
+                <w:rFonts w:ascii="Courier New" w:cs="Courier New" w:eastAsia="Courier New" w:hAnsi="Courier New"/>
+                <w:color w:val="5C3A0F"/>
+                <w:sz w:val="18"/>
+                <w:szCs w:val="18"/>
+              </w:rPr>
+              <w:t xml:space="preserve">ALTER TABLE audit_logs DROP CONSTRAINT IF EXISTS audit_logs_target_type_check;</w:t>
+            </w:r>
+          </w:p>
+          <w:p>
+            <w:pPr>
+              <w:spacing w:after="0" w:before="0"/>
+            </w:pPr>
+            <w:r>
+              <w:rPr>
+                <w:rFonts w:ascii="Courier New" w:cs="Courier New" w:eastAsia="Courier New" w:hAnsi="Courier New"/>
+                <w:color w:val="5C3A0F"/>
+                <w:sz w:val="18"/>
+                <w:szCs w:val="18"/>
+              </w:rPr>
+              <w:t xml:space="preserve">ALTER TABLE audit_logs ADD CONSTRAINT audit_logs_target_type_check</w:t>
+            </w:r>
+          </w:p>
+          <w:p>
+            <w:pPr>
+              <w:spacing w:after="0" w:before="0"/>
+            </w:pPr>
+            <w:r>
+              <w:rPr>
+                <w:rFonts w:ascii="Courier New" w:cs="Courier New" w:eastAsia="Courier New" w:hAnsi="Courier New"/>
+                <w:color w:val="2D6B2D"/>
+                <w:sz w:val="18"/>
+                <w:szCs w:val="18"/>
+              </w:rPr>
+              <w:t xml:space="preserve">  CHECK (target_type IN ('user','transmission','config','question','subscription','ticket','admin'));</w:t>
+            </w:r>
+          </w:p>
+        </w:tc>
+      </w:tr>
+    </w:tbl>
+    <w:p>
+      <w:pPr>
+        <w:spacing w:after="0" w:before="120"/>
+      </w:pPr>
+      <w:r>
+        <w:t xml:space="preserve"/>
+      </w:r>
+    </w:p>
+    <w:p>
+      <w:pPr>
+        <w:pBdr>
+          <w:bottom w:val="single" w:color="C4A882" w:sz="4" w:space="1"/>
+        </w:pBdr>
+        <w:spacing w:after="240" w:before="240"/>
+      </w:pPr>
+      <w:r>
+        <w:t xml:space="preserve"/>
+      </w:r>
+    </w:p>
+    <w:p>
+      <w:pPr>
+        <w:spacing w:after="0" w:before="120"/>
+      </w:pPr>
+      <w:r>
+        <w:t xml:space="preserve"/>
+      </w:r>
+    </w:p>
+    <w:p>
+      <w:pPr>
         <w:spacing w:after="100" w:before="60"/>
       </w:pPr>
       <w:r>
@@ -12148,7 +13073,7 @@
           <w:sz w:val="22"/>
           <w:szCs w:val="22"/>
         </w:rPr>
-        <w:t xml:space="preserve">— Fin du Schéma PostgreSQL v1.4 — 23 tables — DEC-20 à DEC-35 intégrés</w:t>
+        <w:t xml:space="preserve">— Fin du Schéma PostgreSQL v1.5 — 23 tables + corrections D.3/D.4/E</w:t>
       </w:r>
     </w:p>
     <w:sectPr>
@@ -12289,7 +13214,7 @@
         <w:sz w:val="18"/>
         <w:szCs w:val="18"/>
       </w:rPr>
-      <w:t xml:space="preserve">   —   Schéma PostgreSQL v1.4</w:t>
+      <w:t xml:space="preserve">   —   Schéma PostgreSQL v1.5</w:t>
     </w:r>
   </w:p>
 </w:hdr>
